--- a/SKILL-5.docx
+++ b/SKILL-5.docx
@@ -61,29 +61,7 @@
           <w:sz w:val="44"/>
           <w:szCs w:val="44"/>
         </w:rPr>
-        <w:t xml:space="preserve">Skill-5: Spring </w:t>
-      </w:r>
-      <w:proofErr w:type="spellStart"/>
-      <w:r>
-        <w:rPr>
-          <w:b/>
-          <w:bCs/>
-          <w:color w:val="4472C4" w:themeColor="accent1"/>
-          <w:sz w:val="44"/>
-          <w:szCs w:val="44"/>
-        </w:rPr>
-        <w:t>Autowiring</w:t>
-      </w:r>
-      <w:proofErr w:type="spellEnd"/>
-      <w:r>
-        <w:rPr>
-          <w:b/>
-          <w:bCs/>
-          <w:color w:val="4472C4" w:themeColor="accent1"/>
-          <w:sz w:val="44"/>
-          <w:szCs w:val="44"/>
-        </w:rPr>
-        <w:t xml:space="preserve"> (Annotation-Based) – Student &amp; Certification</w:t>
+        <w:t>Skill-5: Spring Autowiring (Annotation-Based) – Student &amp; Certification</w:t>
       </w:r>
       <w:r>
         <w:br/>
@@ -137,7 +115,7 @@
       </w:r>
     </w:p>
     <w:p>
-      <w:hyperlink r:id="rId5" w:history="1">
+      <w:hyperlink r:id="rId7" w:history="1">
         <w:r>
           <w:rPr>
             <w:rStyle w:val="Hyperlink"/>
@@ -147,41 +125,17 @@
       </w:hyperlink>
       <w:r>
         <w:br/>
-        <w:t xml:space="preserve">&lt;project </w:t>
-      </w:r>
-      <w:proofErr w:type="spellStart"/>
-      <w:r>
-        <w:t>xmlns</w:t>
-      </w:r>
-      <w:proofErr w:type="spellEnd"/>
-      <w:r>
-        <w:t>="http://maven.apache.org/POM/4.0.0"</w:t>
-      </w:r>
-    </w:p>
-    <w:p>
-      <w:r>
-        <w:t>         </w:t>
-      </w:r>
-      <w:proofErr w:type="spellStart"/>
-      <w:r>
-        <w:t>xmlns:xsi</w:t>
-      </w:r>
-      <w:proofErr w:type="spellEnd"/>
-      <w:r>
-        <w:t>="http://www.w3.org/2001/XMLSchema-instance"</w:t>
-      </w:r>
-    </w:p>
-    <w:p>
-      <w:r>
-        <w:t>         </w:t>
-      </w:r>
-      <w:proofErr w:type="spellStart"/>
-      <w:r>
-        <w:t>xsi:schemaLocation</w:t>
-      </w:r>
-      <w:proofErr w:type="spellEnd"/>
-      <w:r>
-        <w:t>="http://maven.apache.org/POM/4.0.0</w:t>
+        <w:t>&lt;project xmlns="http://maven.apache.org/POM/4.0.0"</w:t>
+      </w:r>
+    </w:p>
+    <w:p>
+      <w:r>
+        <w:t>         xmlns:xsi="http://www.w3.org/2001/XMLSchema-instance"</w:t>
+      </w:r>
+    </w:p>
+    <w:p>
+      <w:r>
+        <w:t>         xsi:schemaLocation="http://maven.apache.org/POM/4.0.0</w:t>
       </w:r>
     </w:p>
     <w:p>
@@ -192,74 +146,18 @@
     <w:p/>
     <w:p>
       <w:r>
-        <w:t>    &lt;</w:t>
-      </w:r>
-      <w:proofErr w:type="spellStart"/>
-      <w:r>
-        <w:t>modelVersion</w:t>
-      </w:r>
-      <w:proofErr w:type="spellEnd"/>
-      <w:r>
-        <w:t>&gt;4.0.0&lt;/</w:t>
-      </w:r>
-      <w:proofErr w:type="spellStart"/>
-      <w:r>
-        <w:t>modelVersion</w:t>
-      </w:r>
-      <w:proofErr w:type="spellEnd"/>
-      <w:r>
-        <w:t>&gt;</w:t>
+        <w:t>    &lt;modelVersion&gt;4.0.0&lt;/modelVersion&gt;</w:t>
       </w:r>
     </w:p>
     <w:p/>
     <w:p>
       <w:r>
-        <w:t>    &lt;</w:t>
-      </w:r>
-      <w:proofErr w:type="spellStart"/>
-      <w:r>
-        <w:t>groupId</w:t>
-      </w:r>
-      <w:proofErr w:type="spellEnd"/>
-      <w:r>
-        <w:t>&gt;</w:t>
-      </w:r>
-      <w:proofErr w:type="spellStart"/>
-      <w:r>
-        <w:t>com.example</w:t>
-      </w:r>
-      <w:proofErr w:type="spellEnd"/>
-      <w:r>
-        <w:t>&lt;/</w:t>
-      </w:r>
-      <w:proofErr w:type="spellStart"/>
-      <w:r>
-        <w:t>groupId</w:t>
-      </w:r>
-      <w:proofErr w:type="spellEnd"/>
-      <w:r>
-        <w:t>&gt;</w:t>
-      </w:r>
-    </w:p>
-    <w:p>
-      <w:r>
-        <w:t>    &lt;</w:t>
-      </w:r>
-      <w:proofErr w:type="spellStart"/>
-      <w:r>
-        <w:t>artifactId</w:t>
-      </w:r>
-      <w:proofErr w:type="spellEnd"/>
-      <w:r>
-        <w:t>&gt;skill-5-spring-autowire&lt;/</w:t>
-      </w:r>
-      <w:proofErr w:type="spellStart"/>
-      <w:r>
-        <w:t>artifactId</w:t>
-      </w:r>
-      <w:proofErr w:type="spellEnd"/>
-      <w:r>
-        <w:t>&gt;</w:t>
+        <w:t>    &lt;groupId&gt;com.example&lt;/groupId&gt;</w:t>
+      </w:r>
+    </w:p>
+    <w:p>
+      <w:r>
+        <w:t>    &lt;artifactId&gt;skill-5-spring-autowire&lt;/artifactId&gt;</w:t>
       </w:r>
     </w:p>
     <w:p>
@@ -275,23 +173,7 @@
     </w:p>
     <w:p>
       <w:r>
-        <w:t>        &lt;</w:t>
-      </w:r>
-      <w:proofErr w:type="spellStart"/>
-      <w:r>
-        <w:t>maven.compiler.release</w:t>
-      </w:r>
-      <w:proofErr w:type="spellEnd"/>
-      <w:r>
-        <w:t>&gt;17&lt;/</w:t>
-      </w:r>
-      <w:proofErr w:type="spellStart"/>
-      <w:r>
-        <w:t>maven.compiler.release</w:t>
-      </w:r>
-      <w:proofErr w:type="spellEnd"/>
-      <w:r>
-        <w:t>&gt;</w:t>
+        <w:t>        &lt;maven.compiler.release&gt;17&lt;/maven.compiler.release&gt;</w:t>
       </w:r>
     </w:p>
     <w:p>
@@ -312,52 +194,12 @@
     </w:p>
     <w:p>
       <w:r>
-        <w:t>            &lt;</w:t>
-      </w:r>
-      <w:proofErr w:type="spellStart"/>
-      <w:r>
-        <w:t>groupId</w:t>
-      </w:r>
-      <w:proofErr w:type="spellEnd"/>
-      <w:r>
-        <w:t>&gt;</w:t>
-      </w:r>
-      <w:proofErr w:type="spellStart"/>
-      <w:r>
-        <w:t>org.springframework</w:t>
-      </w:r>
-      <w:proofErr w:type="spellEnd"/>
-      <w:r>
-        <w:t>&lt;/</w:t>
-      </w:r>
-      <w:proofErr w:type="spellStart"/>
-      <w:r>
-        <w:t>groupId</w:t>
-      </w:r>
-      <w:proofErr w:type="spellEnd"/>
-      <w:r>
-        <w:t>&gt;</w:t>
-      </w:r>
-    </w:p>
-    <w:p>
-      <w:r>
-        <w:t>            &lt;</w:t>
-      </w:r>
-      <w:proofErr w:type="spellStart"/>
-      <w:r>
-        <w:t>artifactId</w:t>
-      </w:r>
-      <w:proofErr w:type="spellEnd"/>
-      <w:r>
-        <w:t>&gt;spring-context&lt;/</w:t>
-      </w:r>
-      <w:proofErr w:type="spellStart"/>
-      <w:r>
-        <w:t>artifactId</w:t>
-      </w:r>
-      <w:proofErr w:type="spellEnd"/>
-      <w:r>
-        <w:t>&gt;</w:t>
+        <w:t>            &lt;groupId&gt;org.springframework&lt;/groupId&gt;</w:t>
+      </w:r>
+    </w:p>
+    <w:p>
+      <w:r>
+        <w:t>            &lt;artifactId&gt;spring-context&lt;/artifactId&gt;</w:t>
       </w:r>
     </w:p>
     <w:p>
@@ -383,7 +225,7 @@
     </w:p>
     <w:p/>
     <w:p>
-      <w:hyperlink r:id="rId6" w:history="1">
+      <w:hyperlink r:id="rId8" w:history="1">
         <w:r>
           <w:rPr>
             <w:rStyle w:val="Hyperlink"/>
@@ -393,29 +235,13 @@
       </w:hyperlink>
       <w:r>
         <w:br/>
-        <w:t xml:space="preserve">package </w:t>
-      </w:r>
-      <w:proofErr w:type="spellStart"/>
-      <w:r>
-        <w:t>com.example</w:t>
-      </w:r>
-      <w:proofErr w:type="spellEnd"/>
-      <w:r>
-        <w:t>;</w:t>
+        <w:t>package com.example;</w:t>
       </w:r>
     </w:p>
     <w:p/>
     <w:p>
       <w:r>
-        <w:t xml:space="preserve">import </w:t>
-      </w:r>
-      <w:proofErr w:type="spellStart"/>
-      <w:r>
-        <w:t>org.springframework.stereotype.Component</w:t>
-      </w:r>
-      <w:proofErr w:type="spellEnd"/>
-      <w:r>
-        <w:t>;</w:t>
+        <w:t>import org.springframework.stereotype.Component;</w:t>
       </w:r>
     </w:p>
     <w:p/>
@@ -442,15 +268,7 @@
     </w:p>
     <w:p>
       <w:r>
-        <w:t xml:space="preserve">    private String </w:t>
-      </w:r>
-      <w:proofErr w:type="spellStart"/>
-      <w:r>
-        <w:t>dateOfCompletion</w:t>
-      </w:r>
-      <w:proofErr w:type="spellEnd"/>
-      <w:r>
-        <w:t xml:space="preserve"> = "10-01-2026";</w:t>
+        <w:t>    private String dateOfCompletion = "10-01-2026";</w:t>
       </w:r>
     </w:p>
     <w:p/>
@@ -461,15 +279,7 @@
     </w:p>
     <w:p>
       <w:r>
-        <w:t xml:space="preserve">    public String </w:t>
-      </w:r>
-      <w:proofErr w:type="spellStart"/>
-      <w:r>
-        <w:t>toString</w:t>
-      </w:r>
-      <w:proofErr w:type="spellEnd"/>
-      <w:r>
-        <w:t>() {</w:t>
+        <w:t>    public String toString() {</w:t>
       </w:r>
     </w:p>
     <w:p>
@@ -489,23 +299,7 @@
     </w:p>
     <w:p>
       <w:r>
-        <w:t xml:space="preserve">                ", </w:t>
-      </w:r>
-      <w:proofErr w:type="spellStart"/>
-      <w:r>
-        <w:t>dateOfCompletion</w:t>
-      </w:r>
-      <w:proofErr w:type="spellEnd"/>
-      <w:r>
-        <w:t xml:space="preserve">='" + </w:t>
-      </w:r>
-      <w:proofErr w:type="spellStart"/>
-      <w:r>
-        <w:t>dateOfCompletion</w:t>
-      </w:r>
-      <w:proofErr w:type="spellEnd"/>
-      <w:r>
-        <w:t xml:space="preserve"> + '\'' +</w:t>
+        <w:t>                ", dateOfCompletion='" + dateOfCompletion + '\'' +</w:t>
       </w:r>
     </w:p>
     <w:p>
@@ -525,7 +319,7 @@
     </w:p>
     <w:p/>
     <w:p>
-      <w:hyperlink r:id="rId7" w:history="1">
+      <w:hyperlink r:id="rId9" w:history="1">
         <w:r>
           <w:rPr>
             <w:rStyle w:val="Hyperlink"/>
@@ -535,42 +329,18 @@
       </w:hyperlink>
       <w:r>
         <w:br/>
-        <w:t xml:space="preserve">package </w:t>
-      </w:r>
-      <w:proofErr w:type="spellStart"/>
-      <w:r>
-        <w:t>com.example</w:t>
-      </w:r>
-      <w:proofErr w:type="spellEnd"/>
-      <w:r>
-        <w:t>;</w:t>
+        <w:t>package com.example;</w:t>
       </w:r>
     </w:p>
     <w:p/>
     <w:p>
       <w:r>
-        <w:t xml:space="preserve">import </w:t>
-      </w:r>
-      <w:proofErr w:type="spellStart"/>
-      <w:r>
-        <w:t>org.springframework.beans.factory.annotation.Autowired</w:t>
-      </w:r>
-      <w:proofErr w:type="spellEnd"/>
-      <w:r>
-        <w:t>;</w:t>
-      </w:r>
-    </w:p>
-    <w:p>
-      <w:r>
-        <w:t xml:space="preserve">import </w:t>
-      </w:r>
-      <w:proofErr w:type="spellStart"/>
-      <w:r>
-        <w:t>org.springframework.stereotype.Component</w:t>
-      </w:r>
-      <w:proofErr w:type="spellEnd"/>
-      <w:r>
-        <w:t>;</w:t>
+        <w:t>import org.springframework.beans.factory.annotation.Autowired;</w:t>
+      </w:r>
+    </w:p>
+    <w:p>
+      <w:r>
+        <w:t>import org.springframework.stereotype.Component;</w:t>
       </w:r>
     </w:p>
     <w:p/>
@@ -587,20 +357,13 @@
     <w:p/>
     <w:p>
       <w:r>
+        <w:lastRenderedPageBreak/>
         <w:t>    private int id = 101;</w:t>
       </w:r>
     </w:p>
     <w:p>
       <w:r>
-        <w:t>    private String name = "</w:t>
-      </w:r>
-      <w:proofErr w:type="spellStart"/>
-      <w:r>
-        <w:t>Hareesh</w:t>
-      </w:r>
-      <w:proofErr w:type="spellEnd"/>
-      <w:r>
-        <w:t>";</w:t>
+        <w:t>    private String name = "Hareesh";</w:t>
       </w:r>
     </w:p>
     <w:p>
@@ -616,16 +379,7 @@
     </w:p>
     <w:p>
       <w:r>
-        <w:lastRenderedPageBreak/>
-        <w:t xml:space="preserve">    private Certification </w:t>
-      </w:r>
-      <w:proofErr w:type="spellStart"/>
-      <w:r>
-        <w:t>certification</w:t>
-      </w:r>
-      <w:proofErr w:type="spellEnd"/>
-      <w:r>
-        <w:t>;</w:t>
+        <w:t>    private Certification certification;</w:t>
       </w:r>
     </w:p>
     <w:p/>
@@ -636,15 +390,7 @@
     </w:p>
     <w:p>
       <w:r>
-        <w:t xml:space="preserve">    public String </w:t>
-      </w:r>
-      <w:proofErr w:type="spellStart"/>
-      <w:r>
-        <w:t>toString</w:t>
-      </w:r>
-      <w:proofErr w:type="spellEnd"/>
-      <w:r>
-        <w:t>() {</w:t>
+        <w:t>    public String toString() {</w:t>
       </w:r>
     </w:p>
     <w:p>
@@ -689,7 +435,7 @@
     </w:p>
     <w:p/>
     <w:p>
-      <w:hyperlink r:id="rId8" w:history="1">
+      <w:hyperlink r:id="rId10" w:history="1">
         <w:r>
           <w:rPr>
             <w:rStyle w:val="Hyperlink"/>
@@ -699,29 +445,13 @@
       </w:hyperlink>
       <w:r>
         <w:br/>
-        <w:t xml:space="preserve">package </w:t>
-      </w:r>
-      <w:proofErr w:type="spellStart"/>
-      <w:r>
-        <w:t>com.example</w:t>
-      </w:r>
-      <w:proofErr w:type="spellEnd"/>
-      <w:r>
-        <w:t>;</w:t>
+        <w:t>package com.example;</w:t>
       </w:r>
     </w:p>
     <w:p/>
     <w:p>
       <w:r>
-        <w:t xml:space="preserve">import </w:t>
-      </w:r>
-      <w:proofErr w:type="spellStart"/>
-      <w:r>
-        <w:t>org.springframework.context.ApplicationContext</w:t>
-      </w:r>
-      <w:proofErr w:type="spellEnd"/>
-      <w:r>
-        <w:t>;</w:t>
+        <w:t>import org.springframework.context.ApplicationContext;</w:t>
       </w:r>
     </w:p>
     <w:p>
@@ -732,103 +462,40 @@
     <w:p/>
     <w:p>
       <w:r>
-        <w:t xml:space="preserve">public class </w:t>
-      </w:r>
-      <w:proofErr w:type="spellStart"/>
-      <w:r>
-        <w:t>MainApp</w:t>
-      </w:r>
-      <w:proofErr w:type="spellEnd"/>
-      <w:r>
-        <w:t xml:space="preserve"> {</w:t>
+        <w:t>public class MainApp {</w:t>
       </w:r>
     </w:p>
     <w:p/>
     <w:p>
       <w:r>
-        <w:t xml:space="preserve">    public static void main(String[] </w:t>
-      </w:r>
-      <w:proofErr w:type="spellStart"/>
-      <w:r>
-        <w:t>args</w:t>
-      </w:r>
-      <w:proofErr w:type="spellEnd"/>
-      <w:r>
-        <w:t>) {</w:t>
+        <w:t>    public static void main(String[] args) {</w:t>
       </w:r>
     </w:p>
     <w:p/>
     <w:p>
       <w:r>
-        <w:t xml:space="preserve">        </w:t>
-      </w:r>
-      <w:proofErr w:type="spellStart"/>
-      <w:r>
-        <w:t>ApplicationContext</w:t>
-      </w:r>
-      <w:proofErr w:type="spellEnd"/>
-      <w:r>
-        <w:t xml:space="preserve"> context =</w:t>
-      </w:r>
-    </w:p>
-    <w:p>
-      <w:r>
-        <w:t xml:space="preserve">                new </w:t>
-      </w:r>
-      <w:proofErr w:type="spellStart"/>
-      <w:r>
-        <w:t>ClassPathXmlApplicationContext</w:t>
-      </w:r>
-      <w:proofErr w:type="spellEnd"/>
-      <w:r>
-        <w:t>("applicationContext.xml");</w:t>
+        <w:t>        ApplicationContext context =</w:t>
+      </w:r>
+    </w:p>
+    <w:p>
+      <w:r>
+        <w:t>                new ClassPathXmlApplicationContext("applicationContext.xml");</w:t>
       </w:r>
     </w:p>
     <w:p/>
     <w:p>
       <w:r>
-        <w:t xml:space="preserve">        Student </w:t>
-      </w:r>
-      <w:proofErr w:type="spellStart"/>
-      <w:r>
-        <w:t>student</w:t>
-      </w:r>
-      <w:proofErr w:type="spellEnd"/>
-      <w:r>
-        <w:t xml:space="preserve"> = </w:t>
-      </w:r>
-      <w:proofErr w:type="spellStart"/>
-      <w:r>
-        <w:t>context.getBean</w:t>
-      </w:r>
-      <w:proofErr w:type="spellEnd"/>
-      <w:r>
-        <w:t>(</w:t>
-      </w:r>
-      <w:proofErr w:type="spellStart"/>
-      <w:r>
-        <w:t>Student.class</w:t>
-      </w:r>
-      <w:proofErr w:type="spellEnd"/>
-      <w:r>
-        <w:t>);</w:t>
-      </w:r>
-    </w:p>
-    <w:p>
-      <w:r>
-        <w:t xml:space="preserve">        </w:t>
-      </w:r>
-      <w:proofErr w:type="spellStart"/>
-      <w:r>
-        <w:t>System.out.println</w:t>
-      </w:r>
-      <w:proofErr w:type="spellEnd"/>
-      <w:r>
-        <w:t>(student);</w:t>
-      </w:r>
-    </w:p>
-    <w:p>
-      <w:r>
+        <w:t>        Student student = context.getBean(Student.class);</w:t>
+      </w:r>
+    </w:p>
+    <w:p>
+      <w:r>
+        <w:t>        System.out.println(student);</w:t>
+      </w:r>
+    </w:p>
+    <w:p>
+      <w:r>
+        <w:lastRenderedPageBreak/>
         <w:t>    }</w:t>
       </w:r>
     </w:p>
@@ -854,22 +521,7 @@
       </w:r>
       <w:r>
         <w:br/>
-      </w:r>
-      <w:proofErr w:type="spellStart"/>
-      <w:r>
-        <w:t>mvn</w:t>
-      </w:r>
-      <w:proofErr w:type="spellEnd"/>
-      <w:r>
-        <w:t xml:space="preserve"> -</w:t>
-      </w:r>
-      <w:proofErr w:type="spellStart"/>
-      <w:r>
-        <w:t>DskipTests</w:t>
-      </w:r>
-      <w:proofErr w:type="spellEnd"/>
-      <w:r>
-        <w:t xml:space="preserve"> package</w:t>
+        <w:t>mvn -DskipTests package</w:t>
       </w:r>
     </w:p>
     <w:p>
@@ -888,64 +540,16 @@
       </w:r>
       <w:r>
         <w:br/>
-      </w:r>
-      <w:proofErr w:type="spellStart"/>
-      <w:r>
-        <w:t>mvn</w:t>
-      </w:r>
-      <w:proofErr w:type="spellEnd"/>
-      <w:r>
-        <w:t xml:space="preserve"> --% </w:t>
-      </w:r>
-      <w:proofErr w:type="spellStart"/>
-      <w:r>
-        <w:t>exec:java</w:t>
-      </w:r>
-      <w:proofErr w:type="spellEnd"/>
-      <w:r>
-        <w:t xml:space="preserve"> -</w:t>
-      </w:r>
-      <w:proofErr w:type="spellStart"/>
-      <w:r>
-        <w:t>Dexec.mainClass</w:t>
-      </w:r>
-      <w:proofErr w:type="spellEnd"/>
-      <w:r>
-        <w:t>=</w:t>
-      </w:r>
-      <w:proofErr w:type="spellStart"/>
-      <w:r>
-        <w:t>com.example.MainApp</w:t>
-      </w:r>
-      <w:proofErr w:type="spellEnd"/>
-      <w:r>
-        <w:t xml:space="preserve"> -</w:t>
-      </w:r>
-      <w:proofErr w:type="spellStart"/>
-      <w:r>
-        <w:t>Dstyle.color</w:t>
-      </w:r>
-      <w:proofErr w:type="spellEnd"/>
-      <w:r>
-        <w:t>=always</w:t>
-      </w:r>
-    </w:p>
-    <w:p>
-      <w:r>
-        <w:lastRenderedPageBreak/>
+        <w:t>mvn --% exec:java -Dexec.mainClass=com.example.MainApp -Dstyle.color=always</w:t>
+      </w:r>
+    </w:p>
+    <w:p>
+      <w:r>
         <w:t>Note:</w:t>
       </w:r>
       <w:r>
         <w:br/>
-        <w:t>--% is PowerShell “stop parsing”, so -</w:t>
-      </w:r>
-      <w:proofErr w:type="spellStart"/>
-      <w:r>
-        <w:t>Dexec.mainClass</w:t>
-      </w:r>
-      <w:proofErr w:type="spellEnd"/>
-      <w:r>
-        <w:t xml:space="preserve"> passes correctly to Maven.</w:t>
+        <w:t>--% is PowerShell “stop parsing”, so -Dexec.mainClass passes correctly to Maven.</w:t>
       </w:r>
     </w:p>
     <w:p>
@@ -962,7 +566,7 @@
         <w:br/>
         <w:t>• Spring loads </w:t>
       </w:r>
-      <w:hyperlink r:id="rId9" w:history="1">
+      <w:hyperlink r:id="rId11" w:history="1">
         <w:r>
           <w:rPr>
             <w:rStyle w:val="Hyperlink"/>
@@ -976,15 +580,7 @@
       </w:r>
       <w:r>
         <w:br/>
-        <w:t xml:space="preserve">• Spring </w:t>
-      </w:r>
-      <w:proofErr w:type="spellStart"/>
-      <w:r>
-        <w:t>autowires</w:t>
-      </w:r>
-      <w:proofErr w:type="spellEnd"/>
-      <w:r>
-        <w:t xml:space="preserve"> Certification into Student using @Autowired</w:t>
+        <w:t>• Spring autowires Certification into Student using @Autowired</w:t>
       </w:r>
       <w:r>
         <w:br/>
@@ -1007,23 +603,7 @@
       </w:r>
       <w:r>
         <w:br/>
-        <w:t>Student{id=101, name='</w:t>
-      </w:r>
-      <w:proofErr w:type="spellStart"/>
-      <w:r>
-        <w:t>Hareesh</w:t>
-      </w:r>
-      <w:proofErr w:type="spellEnd"/>
-      <w:r>
-        <w:t xml:space="preserve">', gender='Male', certification=Certification{id=501, name='Spring Professional', </w:t>
-      </w:r>
-      <w:proofErr w:type="spellStart"/>
-      <w:r>
-        <w:t>dateOfCompletion</w:t>
-      </w:r>
-      <w:proofErr w:type="spellEnd"/>
-      <w:r>
-        <w:t>='10-01-2026'}}</w:t>
+        <w:t>Student{id=101, name='Hareesh', gender='Male', certification=Certification{id=501, name='Spring Professional', dateOfCompletion='10-01-2026'}}</w:t>
       </w:r>
     </w:p>
     <w:p>
@@ -1042,17 +622,9 @@
       </w:r>
       <w:r>
         <w:br/>
-        <w:t xml:space="preserve">• Enabled </w:t>
-      </w:r>
-      <w:proofErr w:type="spellStart"/>
-      <w:r>
-        <w:t>context:component-scan</w:t>
-      </w:r>
-      <w:proofErr w:type="spellEnd"/>
-      <w:r>
-        <w:t xml:space="preserve"> in </w:t>
-      </w:r>
-      <w:hyperlink r:id="rId10" w:history="1">
+        <w:t>• Enabled context:component-scan in </w:t>
+      </w:r>
+      <w:hyperlink r:id="rId12" w:history="1">
         <w:r>
           <w:rPr>
             <w:rStyle w:val="Hyperlink"/>
@@ -1073,15 +645,7 @@
       </w:r>
       <w:r>
         <w:br/>
-        <w:t xml:space="preserve">• Loaded Spring container in </w:t>
-      </w:r>
-      <w:proofErr w:type="spellStart"/>
-      <w:r>
-        <w:t>MainApp</w:t>
-      </w:r>
-      <w:proofErr w:type="spellEnd"/>
-      <w:r>
-        <w:t xml:space="preserve"> and printed the Student bean.</w:t>
+        <w:t>• Loaded Spring container in MainApp and printed the Student bean.</w:t>
       </w:r>
     </w:p>
     <w:p>
@@ -1145,8 +709,9 @@
           <w:sz w:val="40"/>
           <w:szCs w:val="40"/>
         </w:rPr>
+        <w:lastRenderedPageBreak/>
         <w:drawing>
-          <wp:inline distT="0" distB="0" distL="0" distR="0" wp14:anchorId="15376C07" wp14:editId="1755D6A7">
+          <wp:inline distT="0" distB="0" distL="0" distR="0" wp14:anchorId="15376C07" wp14:editId="5B76818C">
             <wp:extent cx="7021195" cy="3949065"/>
             <wp:effectExtent l="0" t="0" r="8255" b="0"/>
             <wp:docPr id="99830612" name="Picture 12"/>
@@ -1158,161 +723,6 @@
                 <pic:pic xmlns:pic="http://schemas.openxmlformats.org/drawingml/2006/picture">
                   <pic:nvPicPr>
                     <pic:cNvPr id="99830612" name="Picture 99830612"/>
-                    <pic:cNvPicPr/>
-                  </pic:nvPicPr>
-                  <pic:blipFill>
-                    <a:blip r:embed="rId11" cstate="print">
-                      <a:extLst>
-                        <a:ext uri="{28A0092B-C50C-407E-A947-70E740481C1C}">
-                          <a14:useLocalDpi xmlns:a14="http://schemas.microsoft.com/office/drawing/2010/main" val="0"/>
-                        </a:ext>
-                      </a:extLst>
-                    </a:blip>
-                    <a:stretch>
-                      <a:fillRect/>
-                    </a:stretch>
-                  </pic:blipFill>
-                  <pic:spPr>
-                    <a:xfrm>
-                      <a:off x="0" y="0"/>
-                      <a:ext cx="7021195" cy="3949065"/>
-                    </a:xfrm>
-                    <a:prstGeom prst="rect">
-                      <a:avLst/>
-                    </a:prstGeom>
-                  </pic:spPr>
-                </pic:pic>
-              </a:graphicData>
-            </a:graphic>
-          </wp:inline>
-        </w:drawing>
-      </w:r>
-    </w:p>
-    <w:p>
-      <w:pPr>
-        <w:rPr>
-          <w:noProof/>
-          <w:color w:val="ED7D31" w:themeColor="accent2"/>
-          <w:sz w:val="40"/>
-          <w:szCs w:val="40"/>
-        </w:rPr>
-      </w:pPr>
-    </w:p>
-    <w:p>
-      <w:pPr>
-        <w:rPr>
-          <w:noProof/>
-          <w:color w:val="ED7D31" w:themeColor="accent2"/>
-          <w:sz w:val="40"/>
-          <w:szCs w:val="40"/>
-        </w:rPr>
-      </w:pPr>
-      <w:r>
-        <w:rPr>
-          <w:noProof/>
-          <w:color w:val="ED7D31" w:themeColor="accent2"/>
-          <w:sz w:val="40"/>
-          <w:szCs w:val="40"/>
-        </w:rPr>
-        <w:t xml:space="preserve">Vs code outputs: </w:t>
-      </w:r>
-    </w:p>
-    <w:p>
-      <w:pPr>
-        <w:rPr>
-          <w:color w:val="ED7D31" w:themeColor="accent2"/>
-          <w:sz w:val="40"/>
-          <w:szCs w:val="40"/>
-        </w:rPr>
-      </w:pPr>
-      <w:r>
-        <w:rPr>
-          <w:noProof/>
-          <w:color w:val="ED7D31" w:themeColor="accent2"/>
-          <w:sz w:val="40"/>
-          <w:szCs w:val="40"/>
-        </w:rPr>
-        <w:lastRenderedPageBreak/>
-        <w:drawing>
-          <wp:inline distT="0" distB="0" distL="0" distR="0" wp14:anchorId="41C18D45" wp14:editId="1FDDB42D">
-            <wp:extent cx="7021195" cy="3949065"/>
-            <wp:effectExtent l="0" t="0" r="8255" b="0"/>
-            <wp:docPr id="426680945" name="Picture 9"/>
-            <wp:cNvGraphicFramePr>
-              <a:graphicFrameLocks xmlns:a="http://schemas.openxmlformats.org/drawingml/2006/main" noChangeAspect="1"/>
-            </wp:cNvGraphicFramePr>
-            <a:graphic xmlns:a="http://schemas.openxmlformats.org/drawingml/2006/main">
-              <a:graphicData uri="http://schemas.openxmlformats.org/drawingml/2006/picture">
-                <pic:pic xmlns:pic="http://schemas.openxmlformats.org/drawingml/2006/picture">
-                  <pic:nvPicPr>
-                    <pic:cNvPr id="426680945" name="Picture 426680945"/>
-                    <pic:cNvPicPr/>
-                  </pic:nvPicPr>
-                  <pic:blipFill>
-                    <a:blip r:embed="rId12" cstate="print">
-                      <a:extLst>
-                        <a:ext uri="{28A0092B-C50C-407E-A947-70E740481C1C}">
-                          <a14:useLocalDpi xmlns:a14="http://schemas.microsoft.com/office/drawing/2010/main" val="0"/>
-                        </a:ext>
-                      </a:extLst>
-                    </a:blip>
-                    <a:stretch>
-                      <a:fillRect/>
-                    </a:stretch>
-                  </pic:blipFill>
-                  <pic:spPr>
-                    <a:xfrm>
-                      <a:off x="0" y="0"/>
-                      <a:ext cx="7021195" cy="3949065"/>
-                    </a:xfrm>
-                    <a:prstGeom prst="rect">
-                      <a:avLst/>
-                    </a:prstGeom>
-                  </pic:spPr>
-                </pic:pic>
-              </a:graphicData>
-            </a:graphic>
-          </wp:inline>
-        </w:drawing>
-      </w:r>
-    </w:p>
-    <w:p>
-      <w:pPr>
-        <w:rPr>
-          <w:color w:val="ED7D31" w:themeColor="accent2"/>
-          <w:sz w:val="40"/>
-          <w:szCs w:val="40"/>
-        </w:rPr>
-      </w:pPr>
-      <w:r>
-        <w:rPr>
-          <w:noProof/>
-          <w:color w:val="ED7D31" w:themeColor="accent2"/>
-          <w:sz w:val="40"/>
-          <w:szCs w:val="40"/>
-        </w:rPr>
-        <w:t>  </w:t>
-      </w:r>
-      <w:r>
-        <w:rPr>
-          <w:noProof/>
-          <w:color w:val="ED7D31" w:themeColor="accent2"/>
-          <w:sz w:val="40"/>
-          <w:szCs w:val="40"/>
-        </w:rPr>
-        <w:drawing>
-          <wp:inline distT="0" distB="0" distL="0" distR="0" wp14:anchorId="79CE2FA0" wp14:editId="57BA445E">
-            <wp:extent cx="7021195" cy="3949065"/>
-            <wp:effectExtent l="0" t="0" r="8255" b="0"/>
-            <wp:docPr id="1465532793" name="Picture 10"/>
-            <wp:cNvGraphicFramePr>
-              <a:graphicFrameLocks xmlns:a="http://schemas.openxmlformats.org/drawingml/2006/main" noChangeAspect="1"/>
-            </wp:cNvGraphicFramePr>
-            <a:graphic xmlns:a="http://schemas.openxmlformats.org/drawingml/2006/main">
-              <a:graphicData uri="http://schemas.openxmlformats.org/drawingml/2006/picture">
-                <pic:pic xmlns:pic="http://schemas.openxmlformats.org/drawingml/2006/picture">
-                  <pic:nvPicPr>
-                    <pic:cNvPr id="1465532793" name="Picture 1465532793"/>
                     <pic:cNvPicPr/>
                   </pic:nvPicPr>
                   <pic:blipFill>
@@ -1342,19 +752,56 @@
           </wp:inline>
         </w:drawing>
       </w:r>
-      <w:r>
+    </w:p>
+    <w:p>
+      <w:pPr>
         <w:rPr>
           <w:noProof/>
           <w:color w:val="ED7D31" w:themeColor="accent2"/>
           <w:sz w:val="40"/>
           <w:szCs w:val="40"/>
         </w:rPr>
-        <w:lastRenderedPageBreak/>
+      </w:pPr>
+    </w:p>
+    <w:p>
+      <w:pPr>
+        <w:rPr>
+          <w:noProof/>
+          <w:color w:val="ED7D31" w:themeColor="accent2"/>
+          <w:sz w:val="40"/>
+          <w:szCs w:val="40"/>
+        </w:rPr>
+      </w:pPr>
+      <w:r>
+        <w:rPr>
+          <w:noProof/>
+          <w:color w:val="ED7D31" w:themeColor="accent2"/>
+          <w:sz w:val="40"/>
+          <w:szCs w:val="40"/>
+        </w:rPr>
+        <w:t xml:space="preserve">Vs code outputs: </w:t>
+      </w:r>
+    </w:p>
+    <w:p>
+      <w:pPr>
+        <w:rPr>
+          <w:color w:val="ED7D31" w:themeColor="accent2"/>
+          <w:sz w:val="40"/>
+          <w:szCs w:val="40"/>
+        </w:rPr>
+      </w:pPr>
+      <w:r>
+        <w:rPr>
+          <w:noProof/>
+          <w:color w:val="ED7D31" w:themeColor="accent2"/>
+          <w:sz w:val="40"/>
+          <w:szCs w:val="40"/>
+        </w:rPr>
         <w:drawing>
-          <wp:inline distT="0" distB="0" distL="0" distR="0" wp14:anchorId="1E4AF124" wp14:editId="50D35D97">
+          <wp:inline distT="0" distB="0" distL="0" distR="0" wp14:anchorId="41C18D45" wp14:editId="144FFBAB">
             <wp:extent cx="7021195" cy="3949065"/>
             <wp:effectExtent l="0" t="0" r="8255" b="0"/>
-            <wp:docPr id="1890246219" name="Picture 11"/>
+            <wp:docPr id="426680945" name="Picture 9"/>
             <wp:cNvGraphicFramePr>
               <a:graphicFrameLocks xmlns:a="http://schemas.openxmlformats.org/drawingml/2006/main" noChangeAspect="1"/>
             </wp:cNvGraphicFramePr>
@@ -1362,7 +809,7 @@
               <a:graphicData uri="http://schemas.openxmlformats.org/drawingml/2006/picture">
                 <pic:pic xmlns:pic="http://schemas.openxmlformats.org/drawingml/2006/picture">
                   <pic:nvPicPr>
-                    <pic:cNvPr id="1890246219" name="Picture 1890246219"/>
+                    <pic:cNvPr id="426680945" name="Picture 426680945"/>
                     <pic:cNvPicPr/>
                   </pic:nvPicPr>
                   <pic:blipFill>
@@ -1392,6 +839,15 @@
           </wp:inline>
         </w:drawing>
       </w:r>
+    </w:p>
+    <w:p>
+      <w:pPr>
+        <w:rPr>
+          <w:color w:val="ED7D31" w:themeColor="accent2"/>
+          <w:sz w:val="40"/>
+          <w:szCs w:val="40"/>
+        </w:rPr>
+      </w:pPr>
       <w:r>
         <w:rPr>
           <w:noProof/>
@@ -1399,6 +855,7 @@
           <w:sz w:val="40"/>
           <w:szCs w:val="40"/>
         </w:rPr>
+        <w:lastRenderedPageBreak/>
         <w:t>  </w:t>
       </w:r>
       <w:r>
@@ -1408,6 +865,114 @@
           <w:sz w:val="40"/>
           <w:szCs w:val="40"/>
         </w:rPr>
+        <w:drawing>
+          <wp:inline distT="0" distB="0" distL="0" distR="0" wp14:anchorId="79CE2FA0" wp14:editId="3175EE9E">
+            <wp:extent cx="7021195" cy="3949065"/>
+            <wp:effectExtent l="0" t="0" r="8255" b="0"/>
+            <wp:docPr id="1465532793" name="Picture 10"/>
+            <wp:cNvGraphicFramePr>
+              <a:graphicFrameLocks xmlns:a="http://schemas.openxmlformats.org/drawingml/2006/main" noChangeAspect="1"/>
+            </wp:cNvGraphicFramePr>
+            <a:graphic xmlns:a="http://schemas.openxmlformats.org/drawingml/2006/main">
+              <a:graphicData uri="http://schemas.openxmlformats.org/drawingml/2006/picture">
+                <pic:pic xmlns:pic="http://schemas.openxmlformats.org/drawingml/2006/picture">
+                  <pic:nvPicPr>
+                    <pic:cNvPr id="1465532793" name="Picture 1465532793"/>
+                    <pic:cNvPicPr/>
+                  </pic:nvPicPr>
+                  <pic:blipFill>
+                    <a:blip r:embed="rId15" cstate="print">
+                      <a:extLst>
+                        <a:ext uri="{28A0092B-C50C-407E-A947-70E740481C1C}">
+                          <a14:useLocalDpi xmlns:a14="http://schemas.microsoft.com/office/drawing/2010/main" val="0"/>
+                        </a:ext>
+                      </a:extLst>
+                    </a:blip>
+                    <a:stretch>
+                      <a:fillRect/>
+                    </a:stretch>
+                  </pic:blipFill>
+                  <pic:spPr>
+                    <a:xfrm>
+                      <a:off x="0" y="0"/>
+                      <a:ext cx="7021195" cy="3949065"/>
+                    </a:xfrm>
+                    <a:prstGeom prst="rect">
+                      <a:avLst/>
+                    </a:prstGeom>
+                  </pic:spPr>
+                </pic:pic>
+              </a:graphicData>
+            </a:graphic>
+          </wp:inline>
+        </w:drawing>
+      </w:r>
+      <w:r>
+        <w:rPr>
+          <w:noProof/>
+          <w:color w:val="ED7D31" w:themeColor="accent2"/>
+          <w:sz w:val="40"/>
+          <w:szCs w:val="40"/>
+        </w:rPr>
+        <w:drawing>
+          <wp:inline distT="0" distB="0" distL="0" distR="0" wp14:anchorId="1E4AF124" wp14:editId="07D27F9A">
+            <wp:extent cx="7021195" cy="3949065"/>
+            <wp:effectExtent l="0" t="0" r="8255" b="0"/>
+            <wp:docPr id="1890246219" name="Picture 11"/>
+            <wp:cNvGraphicFramePr>
+              <a:graphicFrameLocks xmlns:a="http://schemas.openxmlformats.org/drawingml/2006/main" noChangeAspect="1"/>
+            </wp:cNvGraphicFramePr>
+            <a:graphic xmlns:a="http://schemas.openxmlformats.org/drawingml/2006/main">
+              <a:graphicData uri="http://schemas.openxmlformats.org/drawingml/2006/picture">
+                <pic:pic xmlns:pic="http://schemas.openxmlformats.org/drawingml/2006/picture">
+                  <pic:nvPicPr>
+                    <pic:cNvPr id="1890246219" name="Picture 1890246219"/>
+                    <pic:cNvPicPr/>
+                  </pic:nvPicPr>
+                  <pic:blipFill>
+                    <a:blip r:embed="rId16" cstate="print">
+                      <a:extLst>
+                        <a:ext uri="{28A0092B-C50C-407E-A947-70E740481C1C}">
+                          <a14:useLocalDpi xmlns:a14="http://schemas.microsoft.com/office/drawing/2010/main" val="0"/>
+                        </a:ext>
+                      </a:extLst>
+                    </a:blip>
+                    <a:stretch>
+                      <a:fillRect/>
+                    </a:stretch>
+                  </pic:blipFill>
+                  <pic:spPr>
+                    <a:xfrm>
+                      <a:off x="0" y="0"/>
+                      <a:ext cx="7021195" cy="3949065"/>
+                    </a:xfrm>
+                    <a:prstGeom prst="rect">
+                      <a:avLst/>
+                    </a:prstGeom>
+                  </pic:spPr>
+                </pic:pic>
+              </a:graphicData>
+            </a:graphic>
+          </wp:inline>
+        </w:drawing>
+      </w:r>
+      <w:r>
+        <w:rPr>
+          <w:noProof/>
+          <w:color w:val="ED7D31" w:themeColor="accent2"/>
+          <w:sz w:val="40"/>
+          <w:szCs w:val="40"/>
+        </w:rPr>
+        <w:t>  </w:t>
+      </w:r>
+      <w:r>
+        <w:rPr>
+          <w:noProof/>
+          <w:color w:val="ED7D31" w:themeColor="accent2"/>
+          <w:sz w:val="40"/>
+          <w:szCs w:val="40"/>
+        </w:rPr>
+        <w:lastRenderedPageBreak/>
         <w:drawing>
           <wp:inline distT="0" distB="0" distL="0" distR="0" wp14:anchorId="4340323C" wp14:editId="0828734F">
             <wp:extent cx="7021195" cy="5432425"/>
@@ -1424,7 +989,7 @@
                     <pic:cNvPicPr/>
                   </pic:nvPicPr>
                   <pic:blipFill>
-                    <a:blip r:embed="rId15">
+                    <a:blip r:embed="rId17">
                       <a:extLst>
                         <a:ext uri="{28A0092B-C50C-407E-A947-70E740481C1C}">
                           <a14:useLocalDpi xmlns:a14="http://schemas.microsoft.com/office/drawing/2010/main" val="0"/>
@@ -1457,7 +1022,6 @@
           <w:sz w:val="40"/>
           <w:szCs w:val="40"/>
         </w:rPr>
-        <w:lastRenderedPageBreak/>
         <w:drawing>
           <wp:inline distT="0" distB="0" distL="0" distR="0" wp14:anchorId="7F2E305D" wp14:editId="282EB384">
             <wp:extent cx="7021195" cy="3484245"/>
@@ -1474,7 +1038,7 @@
                     <pic:cNvPicPr/>
                   </pic:nvPicPr>
                   <pic:blipFill>
-                    <a:blip r:embed="rId16">
+                    <a:blip r:embed="rId18">
                       <a:extLst>
                         <a:ext uri="{28A0092B-C50C-407E-A947-70E740481C1C}">
                           <a14:useLocalDpi xmlns:a14="http://schemas.microsoft.com/office/drawing/2010/main" val="0"/>
@@ -1507,6 +1071,7 @@
           <w:sz w:val="40"/>
           <w:szCs w:val="40"/>
         </w:rPr>
+        <w:lastRenderedPageBreak/>
         <w:drawing>
           <wp:inline distT="0" distB="0" distL="0" distR="0" wp14:anchorId="07E14FEC" wp14:editId="5EDED676">
             <wp:extent cx="7021195" cy="3548380"/>
@@ -1523,7 +1088,7 @@
                     <pic:cNvPicPr/>
                   </pic:nvPicPr>
                   <pic:blipFill>
-                    <a:blip r:embed="rId17">
+                    <a:blip r:embed="rId19">
                       <a:extLst>
                         <a:ext uri="{28A0092B-C50C-407E-A947-70E740481C1C}">
                           <a14:useLocalDpi xmlns:a14="http://schemas.microsoft.com/office/drawing/2010/main" val="0"/>
@@ -1573,7 +1138,7 @@
                     <pic:cNvPicPr/>
                   </pic:nvPicPr>
                   <pic:blipFill>
-                    <a:blip r:embed="rId18">
+                    <a:blip r:embed="rId20">
                       <a:extLst>
                         <a:ext uri="{28A0092B-C50C-407E-A947-70E740481C1C}">
                           <a14:useLocalDpi xmlns:a14="http://schemas.microsoft.com/office/drawing/2010/main" val="0"/>
@@ -1600,8 +1165,79 @@
         </w:drawing>
       </w:r>
     </w:p>
-    <w:p/>
+    <w:p>
+      <w:pPr>
+        <w:rPr>
+          <w:sz w:val="16"/>
+          <w:szCs w:val="16"/>
+        </w:rPr>
+      </w:pPr>
+      <w:r>
+        <w:rPr>
+          <w:b/>
+          <w:bCs/>
+          <w:sz w:val="16"/>
+          <w:szCs w:val="16"/>
+        </w:rPr>
+        <w:t>GitHub Repository Link</w:t>
+      </w:r>
+    </w:p>
+    <w:p>
+      <w:pPr>
+        <w:rPr>
+          <w:sz w:val="16"/>
+          <w:szCs w:val="16"/>
+        </w:rPr>
+      </w:pPr>
+      <w:r>
+        <w:rPr>
+          <w:sz w:val="16"/>
+          <w:szCs w:val="16"/>
+        </w:rPr>
+        <w:t>The complete source code for this experiment is available in the following GitHub repository:</w:t>
+      </w:r>
+    </w:p>
+    <w:p>
+      <w:pPr>
+        <w:rPr>
+          <w:sz w:val="18"/>
+          <w:szCs w:val="18"/>
+        </w:rPr>
+      </w:pPr>
+      <w:r>
+        <w:rPr>
+          <w:b/>
+          <w:bCs/>
+          <w:sz w:val="16"/>
+          <w:szCs w:val="16"/>
+        </w:rPr>
+        <w:t>Repository:</w:t>
+      </w:r>
+      <w:r>
+        <w:rPr>
+          <w:sz w:val="16"/>
+          <w:szCs w:val="16"/>
+        </w:rPr>
+        <w:br/>
+      </w:r>
+      <w:hyperlink r:id="rId21" w:tgtFrame="_new" w:history="1">
+        <w:r>
+          <w:rPr>
+            <w:rStyle w:val="Hyperlink"/>
+            <w:sz w:val="18"/>
+            <w:szCs w:val="18"/>
+          </w:rPr>
+          <w:t>https://github.com/Hareesh-Reddy-9126/2400090155_FSAD_SKILL_11.git</w:t>
+        </w:r>
+      </w:hyperlink>
+    </w:p>
     <w:sectPr>
+      <w:headerReference w:type="even" r:id="rId22"/>
+      <w:headerReference w:type="default" r:id="rId23"/>
+      <w:footerReference w:type="even" r:id="rId24"/>
+      <w:footerReference w:type="default" r:id="rId25"/>
+      <w:headerReference w:type="first" r:id="rId26"/>
+      <w:footerReference w:type="first" r:id="rId27"/>
       <w:pgSz w:w="11906" w:h="16838"/>
       <w:pgMar w:top="426" w:right="282" w:bottom="284" w:left="567" w:header="708" w:footer="708" w:gutter="0"/>
       <w:cols w:space="708"/>
@@ -1609,6 +1245,116 @@
     </w:sectPr>
   </w:body>
 </w:document>
+</file>
+
+<file path=word/endnotes.xml><?xml version="1.0" encoding="utf-8"?>
+<w:endnotes xmlns:wpc="http://schemas.microsoft.com/office/word/2010/wordprocessingCanvas" xmlns:cx="http://schemas.microsoft.com/office/drawing/2014/chartex" xmlns:cx1="http://schemas.microsoft.com/office/drawing/2015/9/8/chartex" xmlns:cx2="http://schemas.microsoft.com/office/drawing/2015/10/21/chartex" xmlns:cx3="http://schemas.microsoft.com/office/drawing/2016/5/9/chartex" xmlns:cx4="http://schemas.microsoft.com/office/drawing/2016/5/10/chartex" xmlns:cx5="http://schemas.microsoft.com/office/drawing/2016/5/11/chartex" xmlns:cx6="http://schemas.microsoft.com/office/drawing/2016/5/12/chartex" xmlns:cx7="http://schemas.microsoft.com/office/drawing/2016/5/13/chartex" xmlns:cx8="http://schemas.microsoft.com/office/drawing/2016/5/14/chartex" xmlns:mc="http://schemas.openxmlformats.org/markup-compatibility/2006" xmlns:aink="http://schemas.microsoft.com/office/drawing/2016/ink" xmlns:am3d="http://schemas.microsoft.com/office/drawing/2017/model3d" xmlns:o="urn:schemas-microsoft-com:office:office" xmlns:oel="http://schemas.microsoft.com/office/2019/extlst" xmlns:r="http://schemas.openxmlformats.org/officeDocument/2006/relationships" xmlns:m="http://schemas.openxmlformats.org/officeDocument/2006/math" xmlns:v="urn:schemas-microsoft-com:vml" xmlns:wp14="http://schemas.microsoft.com/office/word/2010/wordprocessingDrawing" xmlns:wp="http://schemas.openxmlformats.org/drawingml/2006/wordprocessingDrawing" xmlns:w10="urn:schemas-microsoft-com:office:word" xmlns:w="http://schemas.openxmlformats.org/wordprocessingml/2006/main" xmlns:w14="http://schemas.microsoft.com/office/word/2010/wordml" xmlns:w15="http://schemas.microsoft.com/office/word/2012/wordml" xmlns:w16cex="http://schemas.microsoft.com/office/word/2018/wordml/cex" xmlns:w16cid="http://schemas.microsoft.com/office/word/2016/wordml/cid" xmlns:w16="http://schemas.microsoft.com/office/word/2018/wordml" xmlns:w16du="http://schemas.microsoft.com/office/word/2023/wordml/word16du" xmlns:w16sdtdh="http://schemas.microsoft.com/office/word/2020/wordml/sdtdatahash" xmlns:w16sdtfl="http://schemas.microsoft.com/office/word/2024/wordml/sdtformatlock" xmlns:w16se="http://schemas.microsoft.com/office/word/2015/wordml/symex" xmlns:wpg="http://schemas.microsoft.com/office/word/2010/wordprocessingGroup" xmlns:wpi="http://schemas.microsoft.com/office/word/2010/wordprocessingInk" xmlns:wne="http://schemas.microsoft.com/office/word/2006/wordml" xmlns:wps="http://schemas.microsoft.com/office/word/2010/wordprocessingShape" mc:Ignorable="w14 w15 w16se w16cid w16 w16cex w16sdtdh w16sdtfl w16du wp14">
+  <w:endnote w:type="separator" w:id="-1">
+    <w:p>
+      <w:pPr>
+        <w:spacing w:after="0" w:line="240" w:lineRule="auto"/>
+      </w:pPr>
+      <w:r>
+        <w:separator/>
+      </w:r>
+    </w:p>
+  </w:endnote>
+  <w:endnote w:type="continuationSeparator" w:id="0">
+    <w:p>
+      <w:pPr>
+        <w:spacing w:after="0" w:line="240" w:lineRule="auto"/>
+      </w:pPr>
+      <w:r>
+        <w:continuationSeparator/>
+      </w:r>
+    </w:p>
+  </w:endnote>
+</w:endnotes>
+</file>
+
+<file path=word/footer1.xml><?xml version="1.0" encoding="utf-8"?>
+<w:ftr xmlns:wpc="http://schemas.microsoft.com/office/word/2010/wordprocessingCanvas" xmlns:cx="http://schemas.microsoft.com/office/drawing/2014/chartex" xmlns:cx1="http://schemas.microsoft.com/office/drawing/2015/9/8/chartex" xmlns:cx2="http://schemas.microsoft.com/office/drawing/2015/10/21/chartex" xmlns:cx3="http://schemas.microsoft.com/office/drawing/2016/5/9/chartex" xmlns:cx4="http://schemas.microsoft.com/office/drawing/2016/5/10/chartex" xmlns:cx5="http://schemas.microsoft.com/office/drawing/2016/5/11/chartex" xmlns:cx6="http://schemas.microsoft.com/office/drawing/2016/5/12/chartex" xmlns:cx7="http://schemas.microsoft.com/office/drawing/2016/5/13/chartex" xmlns:cx8="http://schemas.microsoft.com/office/drawing/2016/5/14/chartex" xmlns:mc="http://schemas.openxmlformats.org/markup-compatibility/2006" xmlns:aink="http://schemas.microsoft.com/office/drawing/2016/ink" xmlns:am3d="http://schemas.microsoft.com/office/drawing/2017/model3d" xmlns:o="urn:schemas-microsoft-com:office:office" xmlns:oel="http://schemas.microsoft.com/office/2019/extlst" xmlns:r="http://schemas.openxmlformats.org/officeDocument/2006/relationships" xmlns:m="http://schemas.openxmlformats.org/officeDocument/2006/math" xmlns:v="urn:schemas-microsoft-com:vml" xmlns:wp14="http://schemas.microsoft.com/office/word/2010/wordprocessingDrawing" xmlns:wp="http://schemas.openxmlformats.org/drawingml/2006/wordprocessingDrawing" xmlns:w10="urn:schemas-microsoft-com:office:word" xmlns:w="http://schemas.openxmlformats.org/wordprocessingml/2006/main" xmlns:w14="http://schemas.microsoft.com/office/word/2010/wordml" xmlns:w15="http://schemas.microsoft.com/office/word/2012/wordml" xmlns:w16cex="http://schemas.microsoft.com/office/word/2018/wordml/cex" xmlns:w16cid="http://schemas.microsoft.com/office/word/2016/wordml/cid" xmlns:w16="http://schemas.microsoft.com/office/word/2018/wordml" xmlns:w16du="http://schemas.microsoft.com/office/word/2023/wordml/word16du" xmlns:w16sdtdh="http://schemas.microsoft.com/office/word/2020/wordml/sdtdatahash" xmlns:w16sdtfl="http://schemas.microsoft.com/office/word/2024/wordml/sdtformatlock" xmlns:w16se="http://schemas.microsoft.com/office/word/2015/wordml/symex" xmlns:wpg="http://schemas.microsoft.com/office/word/2010/wordprocessingGroup" xmlns:wpi="http://schemas.microsoft.com/office/word/2010/wordprocessingInk" xmlns:wne="http://schemas.microsoft.com/office/word/2006/wordml" xmlns:wps="http://schemas.microsoft.com/office/word/2010/wordprocessingShape" mc:Ignorable="w14 w15 w16se w16cid w16 w16cex w16sdtdh w16sdtfl w16du wp14">
+  <w:p>
+    <w:pPr>
+      <w:pStyle w:val="Footer"/>
+    </w:pPr>
+  </w:p>
+</w:ftr>
+</file>
+
+<file path=word/footer2.xml><?xml version="1.0" encoding="utf-8"?>
+<w:ftr xmlns:wpc="http://schemas.microsoft.com/office/word/2010/wordprocessingCanvas" xmlns:cx="http://schemas.microsoft.com/office/drawing/2014/chartex" xmlns:cx1="http://schemas.microsoft.com/office/drawing/2015/9/8/chartex" xmlns:cx2="http://schemas.microsoft.com/office/drawing/2015/10/21/chartex" xmlns:cx3="http://schemas.microsoft.com/office/drawing/2016/5/9/chartex" xmlns:cx4="http://schemas.microsoft.com/office/drawing/2016/5/10/chartex" xmlns:cx5="http://schemas.microsoft.com/office/drawing/2016/5/11/chartex" xmlns:cx6="http://schemas.microsoft.com/office/drawing/2016/5/12/chartex" xmlns:cx7="http://schemas.microsoft.com/office/drawing/2016/5/13/chartex" xmlns:cx8="http://schemas.microsoft.com/office/drawing/2016/5/14/chartex" xmlns:mc="http://schemas.openxmlformats.org/markup-compatibility/2006" xmlns:aink="http://schemas.microsoft.com/office/drawing/2016/ink" xmlns:am3d="http://schemas.microsoft.com/office/drawing/2017/model3d" xmlns:o="urn:schemas-microsoft-com:office:office" xmlns:oel="http://schemas.microsoft.com/office/2019/extlst" xmlns:r="http://schemas.openxmlformats.org/officeDocument/2006/relationships" xmlns:m="http://schemas.openxmlformats.org/officeDocument/2006/math" xmlns:v="urn:schemas-microsoft-com:vml" xmlns:wp14="http://schemas.microsoft.com/office/word/2010/wordprocessingDrawing" xmlns:wp="http://schemas.openxmlformats.org/drawingml/2006/wordprocessingDrawing" xmlns:w10="urn:schemas-microsoft-com:office:word" xmlns:w="http://schemas.openxmlformats.org/wordprocessingml/2006/main" xmlns:w14="http://schemas.microsoft.com/office/word/2010/wordml" xmlns:w15="http://schemas.microsoft.com/office/word/2012/wordml" xmlns:w16cex="http://schemas.microsoft.com/office/word/2018/wordml/cex" xmlns:w16cid="http://schemas.microsoft.com/office/word/2016/wordml/cid" xmlns:w16="http://schemas.microsoft.com/office/word/2018/wordml" xmlns:w16du="http://schemas.microsoft.com/office/word/2023/wordml/word16du" xmlns:w16sdtdh="http://schemas.microsoft.com/office/word/2020/wordml/sdtdatahash" xmlns:w16sdtfl="http://schemas.microsoft.com/office/word/2024/wordml/sdtformatlock" xmlns:w16se="http://schemas.microsoft.com/office/word/2015/wordml/symex" xmlns:wpg="http://schemas.microsoft.com/office/word/2010/wordprocessingGroup" xmlns:wpi="http://schemas.microsoft.com/office/word/2010/wordprocessingInk" xmlns:wne="http://schemas.microsoft.com/office/word/2006/wordml" xmlns:wps="http://schemas.microsoft.com/office/word/2010/wordprocessingShape" mc:Ignorable="w14 w15 w16se w16cid w16 w16cex w16sdtdh w16sdtfl w16du wp14">
+  <w:p>
+    <w:pPr>
+      <w:pStyle w:val="Footer"/>
+    </w:pPr>
+  </w:p>
+</w:ftr>
+</file>
+
+<file path=word/footer3.xml><?xml version="1.0" encoding="utf-8"?>
+<w:ftr xmlns:wpc="http://schemas.microsoft.com/office/word/2010/wordprocessingCanvas" xmlns:cx="http://schemas.microsoft.com/office/drawing/2014/chartex" xmlns:cx1="http://schemas.microsoft.com/office/drawing/2015/9/8/chartex" xmlns:cx2="http://schemas.microsoft.com/office/drawing/2015/10/21/chartex" xmlns:cx3="http://schemas.microsoft.com/office/drawing/2016/5/9/chartex" xmlns:cx4="http://schemas.microsoft.com/office/drawing/2016/5/10/chartex" xmlns:cx5="http://schemas.microsoft.com/office/drawing/2016/5/11/chartex" xmlns:cx6="http://schemas.microsoft.com/office/drawing/2016/5/12/chartex" xmlns:cx7="http://schemas.microsoft.com/office/drawing/2016/5/13/chartex" xmlns:cx8="http://schemas.microsoft.com/office/drawing/2016/5/14/chartex" xmlns:mc="http://schemas.openxmlformats.org/markup-compatibility/2006" xmlns:aink="http://schemas.microsoft.com/office/drawing/2016/ink" xmlns:am3d="http://schemas.microsoft.com/office/drawing/2017/model3d" xmlns:o="urn:schemas-microsoft-com:office:office" xmlns:oel="http://schemas.microsoft.com/office/2019/extlst" xmlns:r="http://schemas.openxmlformats.org/officeDocument/2006/relationships" xmlns:m="http://schemas.openxmlformats.org/officeDocument/2006/math" xmlns:v="urn:schemas-microsoft-com:vml" xmlns:wp14="http://schemas.microsoft.com/office/word/2010/wordprocessingDrawing" xmlns:wp="http://schemas.openxmlformats.org/drawingml/2006/wordprocessingDrawing" xmlns:w10="urn:schemas-microsoft-com:office:word" xmlns:w="http://schemas.openxmlformats.org/wordprocessingml/2006/main" xmlns:w14="http://schemas.microsoft.com/office/word/2010/wordml" xmlns:w15="http://schemas.microsoft.com/office/word/2012/wordml" xmlns:w16cex="http://schemas.microsoft.com/office/word/2018/wordml/cex" xmlns:w16cid="http://schemas.microsoft.com/office/word/2016/wordml/cid" xmlns:w16="http://schemas.microsoft.com/office/word/2018/wordml" xmlns:w16du="http://schemas.microsoft.com/office/word/2023/wordml/word16du" xmlns:w16sdtdh="http://schemas.microsoft.com/office/word/2020/wordml/sdtdatahash" xmlns:w16sdtfl="http://schemas.microsoft.com/office/word/2024/wordml/sdtformatlock" xmlns:w16se="http://schemas.microsoft.com/office/word/2015/wordml/symex" xmlns:wpg="http://schemas.microsoft.com/office/word/2010/wordprocessingGroup" xmlns:wpi="http://schemas.microsoft.com/office/word/2010/wordprocessingInk" xmlns:wne="http://schemas.microsoft.com/office/word/2006/wordml" xmlns:wps="http://schemas.microsoft.com/office/word/2010/wordprocessingShape" mc:Ignorable="w14 w15 w16se w16cid w16 w16cex w16sdtdh w16sdtfl w16du wp14">
+  <w:p>
+    <w:pPr>
+      <w:pStyle w:val="Footer"/>
+    </w:pPr>
+  </w:p>
+</w:ftr>
+</file>
+
+<file path=word/footnotes.xml><?xml version="1.0" encoding="utf-8"?>
+<w:footnotes xmlns:wpc="http://schemas.microsoft.com/office/word/2010/wordprocessingCanvas" xmlns:cx="http://schemas.microsoft.com/office/drawing/2014/chartex" xmlns:cx1="http://schemas.microsoft.com/office/drawing/2015/9/8/chartex" xmlns:cx2="http://schemas.microsoft.com/office/drawing/2015/10/21/chartex" xmlns:cx3="http://schemas.microsoft.com/office/drawing/2016/5/9/chartex" xmlns:cx4="http://schemas.microsoft.com/office/drawing/2016/5/10/chartex" xmlns:cx5="http://schemas.microsoft.com/office/drawing/2016/5/11/chartex" xmlns:cx6="http://schemas.microsoft.com/office/drawing/2016/5/12/chartex" xmlns:cx7="http://schemas.microsoft.com/office/drawing/2016/5/13/chartex" xmlns:cx8="http://schemas.microsoft.com/office/drawing/2016/5/14/chartex" xmlns:mc="http://schemas.openxmlformats.org/markup-compatibility/2006" xmlns:aink="http://schemas.microsoft.com/office/drawing/2016/ink" xmlns:am3d="http://schemas.microsoft.com/office/drawing/2017/model3d" xmlns:o="urn:schemas-microsoft-com:office:office" xmlns:oel="http://schemas.microsoft.com/office/2019/extlst" xmlns:r="http://schemas.openxmlformats.org/officeDocument/2006/relationships" xmlns:m="http://schemas.openxmlformats.org/officeDocument/2006/math" xmlns:v="urn:schemas-microsoft-com:vml" xmlns:wp14="http://schemas.microsoft.com/office/word/2010/wordprocessingDrawing" xmlns:wp="http://schemas.openxmlformats.org/drawingml/2006/wordprocessingDrawing" xmlns:w10="urn:schemas-microsoft-com:office:word" xmlns:w="http://schemas.openxmlformats.org/wordprocessingml/2006/main" xmlns:w14="http://schemas.microsoft.com/office/word/2010/wordml" xmlns:w15="http://schemas.microsoft.com/office/word/2012/wordml" xmlns:w16cex="http://schemas.microsoft.com/office/word/2018/wordml/cex" xmlns:w16cid="http://schemas.microsoft.com/office/word/2016/wordml/cid" xmlns:w16="http://schemas.microsoft.com/office/word/2018/wordml" xmlns:w16du="http://schemas.microsoft.com/office/word/2023/wordml/word16du" xmlns:w16sdtdh="http://schemas.microsoft.com/office/word/2020/wordml/sdtdatahash" xmlns:w16sdtfl="http://schemas.microsoft.com/office/word/2024/wordml/sdtformatlock" xmlns:w16se="http://schemas.microsoft.com/office/word/2015/wordml/symex" xmlns:wpg="http://schemas.microsoft.com/office/word/2010/wordprocessingGroup" xmlns:wpi="http://schemas.microsoft.com/office/word/2010/wordprocessingInk" xmlns:wne="http://schemas.microsoft.com/office/word/2006/wordml" xmlns:wps="http://schemas.microsoft.com/office/word/2010/wordprocessingShape" mc:Ignorable="w14 w15 w16se w16cid w16 w16cex w16sdtdh w16sdtfl w16du wp14">
+  <w:footnote w:type="separator" w:id="-1">
+    <w:p>
+      <w:pPr>
+        <w:spacing w:after="0" w:line="240" w:lineRule="auto"/>
+      </w:pPr>
+      <w:r>
+        <w:separator/>
+      </w:r>
+    </w:p>
+  </w:footnote>
+  <w:footnote w:type="continuationSeparator" w:id="0">
+    <w:p>
+      <w:pPr>
+        <w:spacing w:after="0" w:line="240" w:lineRule="auto"/>
+      </w:pPr>
+      <w:r>
+        <w:continuationSeparator/>
+      </w:r>
+    </w:p>
+  </w:footnote>
+</w:footnotes>
+</file>
+
+<file path=word/header1.xml><?xml version="1.0" encoding="utf-8"?>
+<w:hdr xmlns:wpc="http://schemas.microsoft.com/office/word/2010/wordprocessingCanvas" xmlns:cx="http://schemas.microsoft.com/office/drawing/2014/chartex" xmlns:cx1="http://schemas.microsoft.com/office/drawing/2015/9/8/chartex" xmlns:cx2="http://schemas.microsoft.com/office/drawing/2015/10/21/chartex" xmlns:cx3="http://schemas.microsoft.com/office/drawing/2016/5/9/chartex" xmlns:cx4="http://schemas.microsoft.com/office/drawing/2016/5/10/chartex" xmlns:cx5="http://schemas.microsoft.com/office/drawing/2016/5/11/chartex" xmlns:cx6="http://schemas.microsoft.com/office/drawing/2016/5/12/chartex" xmlns:cx7="http://schemas.microsoft.com/office/drawing/2016/5/13/chartex" xmlns:cx8="http://schemas.microsoft.com/office/drawing/2016/5/14/chartex" xmlns:mc="http://schemas.openxmlformats.org/markup-compatibility/2006" xmlns:aink="http://schemas.microsoft.com/office/drawing/2016/ink" xmlns:am3d="http://schemas.microsoft.com/office/drawing/2017/model3d" xmlns:o="urn:schemas-microsoft-com:office:office" xmlns:oel="http://schemas.microsoft.com/office/2019/extlst" xmlns:r="http://schemas.openxmlformats.org/officeDocument/2006/relationships" xmlns:m="http://schemas.openxmlformats.org/officeDocument/2006/math" xmlns:v="urn:schemas-microsoft-com:vml" xmlns:wp14="http://schemas.microsoft.com/office/word/2010/wordprocessingDrawing" xmlns:wp="http://schemas.openxmlformats.org/drawingml/2006/wordprocessingDrawing" xmlns:w10="urn:schemas-microsoft-com:office:word" xmlns:w="http://schemas.openxmlformats.org/wordprocessingml/2006/main" xmlns:w14="http://schemas.microsoft.com/office/word/2010/wordml" xmlns:w15="http://schemas.microsoft.com/office/word/2012/wordml" xmlns:w16cex="http://schemas.microsoft.com/office/word/2018/wordml/cex" xmlns:w16cid="http://schemas.microsoft.com/office/word/2016/wordml/cid" xmlns:w16="http://schemas.microsoft.com/office/word/2018/wordml" xmlns:w16du="http://schemas.microsoft.com/office/word/2023/wordml/word16du" xmlns:w16sdtdh="http://schemas.microsoft.com/office/word/2020/wordml/sdtdatahash" xmlns:w16sdtfl="http://schemas.microsoft.com/office/word/2024/wordml/sdtformatlock" xmlns:w16se="http://schemas.microsoft.com/office/word/2015/wordml/symex" xmlns:wpg="http://schemas.microsoft.com/office/word/2010/wordprocessingGroup" xmlns:wpi="http://schemas.microsoft.com/office/word/2010/wordprocessingInk" xmlns:wne="http://schemas.microsoft.com/office/word/2006/wordml" xmlns:wps="http://schemas.microsoft.com/office/word/2010/wordprocessingShape" mc:Ignorable="w14 w15 w16se w16cid w16 w16cex w16sdtdh w16sdtfl w16du wp14">
+  <w:p>
+    <w:pPr>
+      <w:pStyle w:val="Header"/>
+    </w:pPr>
+  </w:p>
+</w:hdr>
+</file>
+
+<file path=word/header2.xml><?xml version="1.0" encoding="utf-8"?>
+<w:hdr xmlns:wpc="http://schemas.microsoft.com/office/word/2010/wordprocessingCanvas" xmlns:cx="http://schemas.microsoft.com/office/drawing/2014/chartex" xmlns:cx1="http://schemas.microsoft.com/office/drawing/2015/9/8/chartex" xmlns:cx2="http://schemas.microsoft.com/office/drawing/2015/10/21/chartex" xmlns:cx3="http://schemas.microsoft.com/office/drawing/2016/5/9/chartex" xmlns:cx4="http://schemas.microsoft.com/office/drawing/2016/5/10/chartex" xmlns:cx5="http://schemas.microsoft.com/office/drawing/2016/5/11/chartex" xmlns:cx6="http://schemas.microsoft.com/office/drawing/2016/5/12/chartex" xmlns:cx7="http://schemas.microsoft.com/office/drawing/2016/5/13/chartex" xmlns:cx8="http://schemas.microsoft.com/office/drawing/2016/5/14/chartex" xmlns:mc="http://schemas.openxmlformats.org/markup-compatibility/2006" xmlns:aink="http://schemas.microsoft.com/office/drawing/2016/ink" xmlns:am3d="http://schemas.microsoft.com/office/drawing/2017/model3d" xmlns:o="urn:schemas-microsoft-com:office:office" xmlns:oel="http://schemas.microsoft.com/office/2019/extlst" xmlns:r="http://schemas.openxmlformats.org/officeDocument/2006/relationships" xmlns:m="http://schemas.openxmlformats.org/officeDocument/2006/math" xmlns:v="urn:schemas-microsoft-com:vml" xmlns:wp14="http://schemas.microsoft.com/office/word/2010/wordprocessingDrawing" xmlns:wp="http://schemas.openxmlformats.org/drawingml/2006/wordprocessingDrawing" xmlns:w10="urn:schemas-microsoft-com:office:word" xmlns:w="http://schemas.openxmlformats.org/wordprocessingml/2006/main" xmlns:w14="http://schemas.microsoft.com/office/word/2010/wordml" xmlns:w15="http://schemas.microsoft.com/office/word/2012/wordml" xmlns:w16cex="http://schemas.microsoft.com/office/word/2018/wordml/cex" xmlns:w16cid="http://schemas.microsoft.com/office/word/2016/wordml/cid" xmlns:w16="http://schemas.microsoft.com/office/word/2018/wordml" xmlns:w16du="http://schemas.microsoft.com/office/word/2023/wordml/word16du" xmlns:w16sdtdh="http://schemas.microsoft.com/office/word/2020/wordml/sdtdatahash" xmlns:w16sdtfl="http://schemas.microsoft.com/office/word/2024/wordml/sdtformatlock" xmlns:w16se="http://schemas.microsoft.com/office/word/2015/wordml/symex" xmlns:wpg="http://schemas.microsoft.com/office/word/2010/wordprocessingGroup" xmlns:wpi="http://schemas.microsoft.com/office/word/2010/wordprocessingInk" xmlns:wne="http://schemas.microsoft.com/office/word/2006/wordml" xmlns:wps="http://schemas.microsoft.com/office/word/2010/wordprocessingShape" mc:Ignorable="w14 w15 w16se w16cid w16 w16cex w16sdtdh w16sdtfl w16du wp14">
+  <w:p>
+    <w:pPr>
+      <w:pStyle w:val="Header"/>
+    </w:pPr>
+  </w:p>
+</w:hdr>
+</file>
+
+<file path=word/header3.xml><?xml version="1.0" encoding="utf-8"?>
+<w:hdr xmlns:wpc="http://schemas.microsoft.com/office/word/2010/wordprocessingCanvas" xmlns:cx="http://schemas.microsoft.com/office/drawing/2014/chartex" xmlns:cx1="http://schemas.microsoft.com/office/drawing/2015/9/8/chartex" xmlns:cx2="http://schemas.microsoft.com/office/drawing/2015/10/21/chartex" xmlns:cx3="http://schemas.microsoft.com/office/drawing/2016/5/9/chartex" xmlns:cx4="http://schemas.microsoft.com/office/drawing/2016/5/10/chartex" xmlns:cx5="http://schemas.microsoft.com/office/drawing/2016/5/11/chartex" xmlns:cx6="http://schemas.microsoft.com/office/drawing/2016/5/12/chartex" xmlns:cx7="http://schemas.microsoft.com/office/drawing/2016/5/13/chartex" xmlns:cx8="http://schemas.microsoft.com/office/drawing/2016/5/14/chartex" xmlns:mc="http://schemas.openxmlformats.org/markup-compatibility/2006" xmlns:aink="http://schemas.microsoft.com/office/drawing/2016/ink" xmlns:am3d="http://schemas.microsoft.com/office/drawing/2017/model3d" xmlns:o="urn:schemas-microsoft-com:office:office" xmlns:oel="http://schemas.microsoft.com/office/2019/extlst" xmlns:r="http://schemas.openxmlformats.org/officeDocument/2006/relationships" xmlns:m="http://schemas.openxmlformats.org/officeDocument/2006/math" xmlns:v="urn:schemas-microsoft-com:vml" xmlns:wp14="http://schemas.microsoft.com/office/word/2010/wordprocessingDrawing" xmlns:wp="http://schemas.openxmlformats.org/drawingml/2006/wordprocessingDrawing" xmlns:w10="urn:schemas-microsoft-com:office:word" xmlns:w="http://schemas.openxmlformats.org/wordprocessingml/2006/main" xmlns:w14="http://schemas.microsoft.com/office/word/2010/wordml" xmlns:w15="http://schemas.microsoft.com/office/word/2012/wordml" xmlns:w16cex="http://schemas.microsoft.com/office/word/2018/wordml/cex" xmlns:w16cid="http://schemas.microsoft.com/office/word/2016/wordml/cid" xmlns:w16="http://schemas.microsoft.com/office/word/2018/wordml" xmlns:w16du="http://schemas.microsoft.com/office/word/2023/wordml/word16du" xmlns:w16sdtdh="http://schemas.microsoft.com/office/word/2020/wordml/sdtdatahash" xmlns:w16sdtfl="http://schemas.microsoft.com/office/word/2024/wordml/sdtformatlock" xmlns:w16se="http://schemas.microsoft.com/office/word/2015/wordml/symex" xmlns:wpg="http://schemas.microsoft.com/office/word/2010/wordprocessingGroup" xmlns:wpi="http://schemas.microsoft.com/office/word/2010/wordprocessingInk" xmlns:wne="http://schemas.microsoft.com/office/word/2006/wordml" xmlns:wps="http://schemas.microsoft.com/office/word/2010/wordprocessingShape" mc:Ignorable="w14 w15 w16se w16cid w16 w16cex w16sdtdh w16sdtfl w16du wp14">
+  <w:p>
+    <w:pPr>
+      <w:pStyle w:val="Header"/>
+    </w:pPr>
+  </w:p>
+</w:hdr>
 </file>
 
 <file path=word/numbering.xml><?xml version="1.0" encoding="utf-8"?>
@@ -3316,6 +3062,50 @@
       <w:shd w:val="clear" w:color="auto" w:fill="E1DFDD"/>
     </w:rPr>
   </w:style>
+  <w:style w:type="paragraph" w:styleId="Header">
+    <w:name w:val="header"/>
+    <w:basedOn w:val="Normal"/>
+    <w:link w:val="HeaderChar"/>
+    <w:uiPriority w:val="99"/>
+    <w:unhideWhenUsed/>
+    <w:rsid w:val="00E100A7"/>
+    <w:pPr>
+      <w:tabs>
+        <w:tab w:val="center" w:pos="4513"/>
+        <w:tab w:val="right" w:pos="9026"/>
+      </w:tabs>
+      <w:spacing w:after="0" w:line="240" w:lineRule="auto"/>
+    </w:pPr>
+  </w:style>
+  <w:style w:type="character" w:customStyle="1" w:styleId="HeaderChar">
+    <w:name w:val="Header Char"/>
+    <w:basedOn w:val="DefaultParagraphFont"/>
+    <w:link w:val="Header"/>
+    <w:uiPriority w:val="99"/>
+    <w:rsid w:val="00E100A7"/>
+  </w:style>
+  <w:style w:type="paragraph" w:styleId="Footer">
+    <w:name w:val="footer"/>
+    <w:basedOn w:val="Normal"/>
+    <w:link w:val="FooterChar"/>
+    <w:uiPriority w:val="99"/>
+    <w:unhideWhenUsed/>
+    <w:rsid w:val="00E100A7"/>
+    <w:pPr>
+      <w:tabs>
+        <w:tab w:val="center" w:pos="4513"/>
+        <w:tab w:val="right" w:pos="9026"/>
+      </w:tabs>
+      <w:spacing w:after="0" w:line="240" w:lineRule="auto"/>
+    </w:pPr>
+  </w:style>
+  <w:style w:type="character" w:customStyle="1" w:styleId="FooterChar">
+    <w:name w:val="Footer Char"/>
+    <w:basedOn w:val="DefaultParagraphFont"/>
+    <w:link w:val="Footer"/>
+    <w:uiPriority w:val="99"/>
+    <w:rsid w:val="00E100A7"/>
+  </w:style>
 </w:styles>
 </file>
 
